--- a/LD-07_安全与权限详细设计.docx
+++ b/LD-07_安全与权限详细设计.docx
@@ -1094,7 +1094,7 @@
                 <w:rFonts w:ascii="微软雅黑" w:hAnsi="微软雅黑"/>
                 <w:sz w:val="18"/>
               </w:rPr>
-              <w:t>质检与复核需要原文；管理员多为 IT 人员，按多数合规框架不应看业务敏感内容</w:t>
+              <w:t>跨部门协同与异常事件分析需要原文；复核与质检本身属 IRMS，不在本系统范围（DD-55）；管理员多为 IT 人员，按多数合规框架不应看业务敏感内容</w:t>
             </w:r>
           </w:p>
         </w:tc>

--- a/LD-07_安全与权限详细设计.docx
+++ b/LD-07_安全与权限详细设计.docx
@@ -2916,13 +2916,325 @@
     <w:p>
       <w:pPr>
         <w:pStyle w:val="1"/>
+        <w:rPr>
+          <w:lang w:eastAsia="zh-CN"/>
+        </w:rPr>
+      </w:pPr>
+      <w:r>
+        <w:rPr>
+          <w:rFonts w:ascii="微软雅黑" w:eastAsia="微软雅黑" w:hAnsi="微软雅黑"/>
+          <w:sz w:val="30"/>
+          <w:lang w:eastAsia="zh-CN"/>
+        </w:rPr>
+        <w:t>7  传输加密</w:t>
+      </w:r>
+    </w:p>
+    <w:p>
+      <w:pPr>
+        <w:rPr>
+          <w:lang w:eastAsia="zh-CN"/>
+        </w:rPr>
+      </w:pPr>
+      <w:r>
+        <w:rPr>
+          <w:rFonts w:ascii="微软雅黑" w:hAnsi="微软雅黑"/>
+          <w:lang w:eastAsia="zh-CN"/>
+        </w:rPr>
+        <w:t>生产上数据库连接是跨虚机的：pgBouncer 与 HAProxy 在 LB 节点，PostgreSQL 在库虚机，中间是一段真实的内网链路（DD-67 · LD-08 第 8 章）。这条链路上跑的是全部警情明细、报警人号码与位置坐标。开发机上三者同机，回环不出网卡，因此这一章的要求只对生产成立——但正因为开发机验不到，它更容易被遗漏。</w:t>
+      </w:r>
+    </w:p>
+    <w:p>
+      <w:pPr>
+        <w:rPr>
+          <w:lang w:eastAsia="zh-CN"/>
+        </w:rPr>
+      </w:pPr>
+      <w:r>
+        <w:rPr>
+          <w:rFonts w:ascii="微软雅黑" w:hAnsi="微软雅黑"/>
+          <w:lang w:eastAsia="zh-CN"/>
+        </w:rPr>
+        <w:t>库连接与复制流量一律启用 TLS，客户端侧取 sslmode = verify-full（DD-68）。不取 require 的理由是：require 只加密不验证对端身份，中间人仍可冒充库端完成握手——它挡住的是被动监听，挡不住主动劫持，而在一个已经分段的内网里，值得防的恰恰是后者。verify-full 同时校验证书链与主机名。</w:t>
+      </w:r>
+    </w:p>
+    <w:p>
+      <w:pPr>
+        <w:rPr>
+          <w:lang w:eastAsia="zh-CN"/>
+        </w:rPr>
+      </w:pPr>
+      <w:r>
+        <w:rPr>
+          <w:rFonts w:ascii="微软雅黑" w:hAnsi="微软雅黑"/>
+          <w:lang w:eastAsia="zh-CN"/>
+        </w:rPr>
+        <w:t>证书由 MOI 的内部 CA 签发（现场已有 AD CS）。本方不自建 CA，也不使用自签证书——自签证书要么逼着客户端关校验，要么要在每台机器上单独布信任，两者都会在扩容时失守。</w:t>
+      </w:r>
+    </w:p>
+    <w:p>
+      <w:pPr>
+        <w:rPr>
+          <w:lang w:eastAsia="zh-CN"/>
+        </w:rPr>
+      </w:pPr>
+      <w:r>
+        <w:rPr>
+          <w:rFonts w:ascii="微软雅黑" w:hAnsi="微软雅黑"/>
+          <w:lang w:eastAsia="zh-CN"/>
+        </w:rPr>
+        <w:t>吊销检查的地址必须在内网可达。离网环境中 CRL 或 OCSP 指向外网时，TLS 握手不是报错而是**超时**，表现为连接间歇性卡住数十秒，而错误信息里不会提到证书——这是本设计中最难排查的几类故障之一，故在第 9 章列为对基础设施提供方的要求（NW-06）。</w:t>
+      </w:r>
+    </w:p>
+    <w:p>
+      <w:pPr>
+        <w:rPr>
+          <w:lang w:eastAsia="zh-CN"/>
+        </w:rPr>
+      </w:pPr>
+      <w:r>
+        <w:rPr>
+          <w:rFonts w:ascii="微软雅黑" w:hAnsi="微软雅黑"/>
+          <w:lang w:eastAsia="zh-CN"/>
+        </w:rPr>
+        <w:t>证书轮换按年计。轮换当天若只换了库端而未更新客户端的信任链，连接会整体失败；故轮换规程与演练一并列入 LD-08 的演练规程，与切换演练同等对待。</w:t>
+      </w:r>
+    </w:p>
+    <w:tbl>
+      <w:tblPr>
+        <w:tblW w:w="0" w:type="auto"/>
+        <w:jc w:val="center"/>
+        <w:tblBorders>
+          <w:top w:val="single" w:sz="4" w:space="0" w:color="BFC7D2"/>
+          <w:left w:val="single" w:sz="4" w:space="0" w:color="BFC7D2"/>
+          <w:bottom w:val="single" w:sz="4" w:space="0" w:color="BFC7D2"/>
+          <w:right w:val="single" w:sz="4" w:space="0" w:color="BFC7D2"/>
+          <w:insideH w:val="single" w:sz="4" w:space="0" w:color="BFC7D2"/>
+          <w:insideV w:val="single" w:sz="4" w:space="0" w:color="BFC7D2"/>
+        </w:tblBorders>
+        <w:tblLayout w:type="fixed"/>
+        <w:tblLook w:val="04A0" w:firstRow="1" w:lastRow="0" w:firstColumn="1" w:lastColumn="0" w:noHBand="0" w:noVBand="1"/>
+      </w:tblPr>
+      <w:tblGrid>
+        <w:gridCol w:w="3175"/>
+        <w:gridCol w:w="4535"/>
+      </w:tblGrid>
+      <w:tr>
+        <w:trPr>
+          <w:tblHeader/>
+          <w:jc w:val="center"/>
+        </w:trPr>
+        <w:tc>
+          <w:tcPr>
+            <w:tcW w:w="3175" w:type="dxa"/>
+            <w:shd w:val="clear" w:color="auto" w:fill="EEF2FD"/>
+          </w:tcPr>
+          <w:p>
+            <w:pPr>
+              <w:spacing w:before="40" w:after="40"/>
+            </w:pPr>
+            <w:r>
+              <w:rPr>
+                <w:rFonts w:ascii="微软雅黑" w:hAnsi="微软雅黑"/>
+                <w:b/>
+                <w:color w:val="1E3A8A"/>
+                <w:sz w:val="18"/>
+              </w:rPr>
+              <w:t>环节</w:t>
+            </w:r>
+          </w:p>
+        </w:tc>
+        <w:tc>
+          <w:tcPr>
+            <w:tcW w:w="4535" w:type="dxa"/>
+            <w:shd w:val="clear" w:color="auto" w:fill="EEF2FD"/>
+          </w:tcPr>
+          <w:p>
+            <w:pPr>
+              <w:spacing w:before="40" w:after="40"/>
+            </w:pPr>
+            <w:r>
+              <w:rPr>
+                <w:rFonts w:ascii="微软雅黑" w:hAnsi="微软雅黑"/>
+                <w:b/>
+                <w:color w:val="1E3A8A"/>
+                <w:sz w:val="18"/>
+              </w:rPr>
+              <w:t>要求</w:t>
+            </w:r>
+          </w:p>
+        </w:tc>
+      </w:tr>
+      <w:tr>
+        <w:trPr>
+          <w:jc w:val="center"/>
+        </w:trPr>
+        <w:tc>
+          <w:tcPr>
+            <w:tcW w:w="3175" w:type="dxa"/>
+          </w:tcPr>
+          <w:p>
+            <w:pPr>
+              <w:spacing w:before="40" w:after="40" w:line="283" w:lineRule="auto"/>
+            </w:pPr>
+            <w:r>
+              <w:rPr>
+                <w:rFonts w:ascii="微软雅黑" w:hAnsi="微软雅黑"/>
+                <w:sz w:val="18"/>
+              </w:rPr>
+              <w:t>HAProxy → PostgreSQL</w:t>
+            </w:r>
+          </w:p>
+        </w:tc>
+        <w:tc>
+          <w:tcPr>
+            <w:tcW w:w="4535" w:type="dxa"/>
+          </w:tcPr>
+          <w:p>
+            <w:pPr>
+              <w:spacing w:before="40" w:after="40" w:line="283" w:lineRule="auto"/>
+              <w:rPr>
+                <w:lang w:eastAsia="zh-CN"/>
+              </w:rPr>
+            </w:pPr>
+            <w:r>
+              <w:rPr>
+                <w:rFonts w:ascii="微软雅黑" w:hAnsi="微软雅黑"/>
+                <w:sz w:val="18"/>
+                <w:lang w:eastAsia="zh-CN"/>
+              </w:rPr>
+              <w:t>TLS，sslmode = verify-full。证书的主机名须与 HAProxy 后端中配置的地址一致——两者不一致时 verify-full 会拒绝，而这是最常见的首次配置错误</w:t>
+            </w:r>
+          </w:p>
+        </w:tc>
+      </w:tr>
+      <w:tr>
+        <w:trPr>
+          <w:jc w:val="center"/>
+        </w:trPr>
+        <w:tc>
+          <w:tcPr>
+            <w:tcW w:w="3175" w:type="dxa"/>
+          </w:tcPr>
+          <w:p>
+            <w:pPr>
+              <w:spacing w:before="40" w:after="40" w:line="283" w:lineRule="auto"/>
+            </w:pPr>
+            <w:r>
+              <w:rPr>
+                <w:rFonts w:ascii="微软雅黑" w:hAnsi="微软雅黑"/>
+                <w:sz w:val="18"/>
+              </w:rPr>
+              <w:t>主库 → 同步备库（复制）</w:t>
+            </w:r>
+          </w:p>
+        </w:tc>
+        <w:tc>
+          <w:tcPr>
+            <w:tcW w:w="4535" w:type="dxa"/>
+          </w:tcPr>
+          <w:p>
+            <w:pPr>
+              <w:spacing w:before="40" w:after="40" w:line="283" w:lineRule="auto"/>
+            </w:pPr>
+            <w:r>
+              <w:rPr>
+                <w:rFonts w:ascii="微软雅黑" w:hAnsi="微软雅黑"/>
+                <w:sz w:val="18"/>
+              </w:rPr>
+              <w:t>TLS。复制流量与应用流量走不同网段（NW-01），证书各自签发</w:t>
+            </w:r>
+          </w:p>
+        </w:tc>
+      </w:tr>
+      <w:tr>
+        <w:trPr>
+          <w:jc w:val="center"/>
+        </w:trPr>
+        <w:tc>
+          <w:tcPr>
+            <w:tcW w:w="3175" w:type="dxa"/>
+          </w:tcPr>
+          <w:p>
+            <w:pPr>
+              <w:spacing w:before="40" w:after="40" w:line="283" w:lineRule="auto"/>
+            </w:pPr>
+            <w:r>
+              <w:rPr>
+                <w:rFonts w:ascii="微软雅黑" w:hAnsi="微软雅黑"/>
+                <w:sz w:val="18"/>
+              </w:rPr>
+              <w:t>应用 → pgBouncer</w:t>
+            </w:r>
+          </w:p>
+        </w:tc>
+        <w:tc>
+          <w:tcPr>
+            <w:tcW w:w="4535" w:type="dxa"/>
+          </w:tcPr>
+          <w:p>
+            <w:pPr>
+              <w:spacing w:before="40" w:after="40" w:line="283" w:lineRule="auto"/>
+            </w:pPr>
+            <w:r>
+              <w:rPr>
+                <w:rFonts w:ascii="微软雅黑" w:hAnsi="微软雅黑"/>
+                <w:sz w:val="18"/>
+              </w:rPr>
+              <w:t>生产上同机回环，不强制 TLS；若日后拆机部署，按本表第一行同等处理</w:t>
+            </w:r>
+          </w:p>
+        </w:tc>
+      </w:tr>
+      <w:tr>
+        <w:trPr>
+          <w:jc w:val="center"/>
+        </w:trPr>
+        <w:tc>
+          <w:tcPr>
+            <w:tcW w:w="3175" w:type="dxa"/>
+          </w:tcPr>
+          <w:p>
+            <w:pPr>
+              <w:spacing w:before="40" w:after="40" w:line="283" w:lineRule="auto"/>
+            </w:pPr>
+            <w:r>
+              <w:rPr>
+                <w:rFonts w:ascii="微软雅黑" w:hAnsi="微软雅黑"/>
+                <w:sz w:val="18"/>
+              </w:rPr>
+              <w:t>备份传输与归档</w:t>
+            </w:r>
+          </w:p>
+        </w:tc>
+        <w:tc>
+          <w:tcPr>
+            <w:tcW w:w="4535" w:type="dxa"/>
+          </w:tcPr>
+          <w:p>
+            <w:pPr>
+              <w:spacing w:before="40" w:after="40" w:line="283" w:lineRule="auto"/>
+            </w:pPr>
+            <w:r>
+              <w:rPr>
+                <w:rFonts w:ascii="微软雅黑" w:hAnsi="微软雅黑"/>
+                <w:sz w:val="18"/>
+              </w:rPr>
+              <w:t>落盘前即为加密形态或经加密通道传输，与 T-15 的静态加密分别成立——一个管在途，一个管在存</w:t>
+            </w:r>
+          </w:p>
+        </w:tc>
+      </w:tr>
+    </w:tbl>
+    <w:p>
+      <w:pPr>
+        <w:pStyle w:val="1"/>
       </w:pPr>
       <w:r>
         <w:rPr>
           <w:rFonts w:ascii="微软雅黑" w:eastAsia="微软雅黑" w:hAnsi="微软雅黑"/>
           <w:sz w:val="30"/>
         </w:rPr>
-        <w:t>7  审计</w:t>
+        <w:t>8  审计</w:t>
       </w:r>
     </w:p>
     <w:p>
@@ -3271,7 +3583,7 @@
           <w:rFonts w:ascii="微软雅黑" w:eastAsia="微软雅黑" w:hAnsi="微软雅黑"/>
           <w:sz w:val="30"/>
         </w:rPr>
-        <w:t>8  脱敏与匿名化</w:t>
+        <w:t>9  脱敏与匿名化</w:t>
       </w:r>
     </w:p>
     <w:p>
@@ -3537,7 +3849,7 @@
           <w:sz w:val="30"/>
           <w:lang w:eastAsia="zh-CN"/>
         </w:rPr>
-        <w:t>9  两项前置门与本方的输入稿</w:t>
+        <w:t>10  两项前置门与本方的输入稿</w:t>
       </w:r>
     </w:p>
     <w:p>
@@ -3785,7 +4097,7 @@
                 <w:rFonts w:ascii="微软雅黑" w:hAnsi="微软雅黑"/>
                 <w:sz w:val="18"/>
               </w:rPr>
-              <w:t>本册第 8 章</w:t>
+              <w:t>本册第 9 章</w:t>
             </w:r>
           </w:p>
         </w:tc>
@@ -3809,7 +4121,7 @@
           <w:rFonts w:ascii="微软雅黑" w:eastAsia="微软雅黑" w:hAnsi="微软雅黑"/>
           <w:sz w:val="30"/>
         </w:rPr>
-        <w:t>10  交付物</w:t>
+        <w:t>11  交付物</w:t>
       </w:r>
     </w:p>
     <w:tbl>
@@ -3950,7 +4262,7 @@
                 <w:rFonts w:ascii="微软雅黑" w:hAnsi="微软雅黑"/>
                 <w:sz w:val="18"/>
               </w:rPr>
-              <w:t>第 9 章的四项内容</w:t>
+              <w:t>第 10 章的四项内容</w:t>
             </w:r>
           </w:p>
         </w:tc>
@@ -4083,7 +4395,7 @@
           <w:rFonts w:ascii="微软雅黑" w:eastAsia="微软雅黑" w:hAnsi="微软雅黑"/>
           <w:sz w:val="30"/>
         </w:rPr>
-        <w:t>11  待确认项</w:t>
+        <w:t>12  待确认项</w:t>
       </w:r>
     </w:p>
     <w:tbl>

--- a/LD-07_安全与权限详细设计.docx
+++ b/LD-07_安全与权限详细设计.docx
@@ -114,7 +114,7 @@
           <w:color w:val="4B5563"/>
           <w:sz w:val="20"/>
         </w:rPr>
-        <w:t>本册定义身份联邦、三层权限模型、出口路径的覆盖要求、受控 SQL 的授权、</w:t>
+        <w:t>本册定义身份（经 AD FS 代理）、三层权限模型、出口路径的覆盖要求、受控 SQL 的授权、</w:t>
       </w:r>
     </w:p>
     <w:p>
@@ -2494,7 +2494,19 @@
           <w:rFonts w:ascii="微软雅黑" w:eastAsia="微软雅黑" w:hAnsi="微软雅黑"/>
           <w:sz w:val="30"/>
         </w:rPr>
-        <w:t>6  身份联邦与令牌</w:t>
+        <w:t>6  身份：经 AD FS 做身份代理</w:t>
+      </w:r>
+    </w:p>
+    <w:p>
+      <w:pPr>
+        <w:pStyle w:val="21"/>
+      </w:pPr>
+      <w:r>
+        <w:rPr>
+          <w:rFonts w:ascii="微软雅黑" w:eastAsia="微软雅黑" w:hAnsi="微软雅黑"/>
+          <w:sz w:val="25"/>
+        </w:rPr>
+        <w:t>6.1  MOI 已有的身份基础设施</w:t>
       </w:r>
     </w:p>
     <w:p>
@@ -2508,7 +2520,197 @@
           <w:rFonts w:ascii="微软雅黑" w:hAnsi="微软雅黑"/>
           <w:lang w:eastAsia="zh-CN"/>
         </w:rPr>
-        <w:t>通过 Keycloak 联邦 MOI 的 AD / LDAP 目录（IF-35），本系统不保管用户口令。服务层以 OIDC 令牌校验身份，令牌携带角色声明；部门归属在过渡期取自 M-06 的映射表，AD 就绪后取自目录。</w:t>
+        <w:t>MOI 已部署并购置了完整的微软身份栈：域控 MGMTADDS01 / MGMTADDS02（AD DS，用户与组的权威）、联邦服务 MGMTADFS01 / MGMTADFS02（AD FS，对外发令牌）、证书颁发机构 MGMTADCS01（AD CS，内部 CA）。本系统不新建任何用户目录，也不复制一份用户数据。</w:t>
+      </w:r>
+    </w:p>
+    <w:p>
+      <w:pPr>
+        <w:rPr>
+          <w:lang w:eastAsia="zh-CN"/>
+        </w:rPr>
+      </w:pPr>
+      <w:r>
+        <w:rPr>
+          <w:rFonts w:ascii="微软雅黑" w:hAnsi="微软雅黑"/>
+          <w:lang w:eastAsia="zh-CN"/>
+        </w:rPr>
+        <w:t>三者各管一段，不要混淆：AD DS 是「谁是谁、属于哪个组」的权威；AD FS 把这件事变成一张可被外部应用校验的令牌；AD CS 签发证书，第 7 章的 sslmode = verify-full 与门户的服务端证书都来自它。</w:t>
+      </w:r>
+    </w:p>
+    <w:p>
+      <w:pPr>
+        <w:pStyle w:val="21"/>
+      </w:pPr>
+      <w:r>
+        <w:rPr>
+          <w:rFonts w:ascii="微软雅黑" w:eastAsia="微软雅黑" w:hAnsi="微软雅黑"/>
+          <w:sz w:val="25"/>
+        </w:rPr>
+        <w:t>6.2  为什么是身份代理，而不是让 Keycloak 直连 AD 做 LDAP 联邦</w:t>
+      </w:r>
+    </w:p>
+    <w:p>
+      <w:pPr>
+        <w:rPr>
+          <w:lang w:eastAsia="zh-CN"/>
+        </w:rPr>
+      </w:pPr>
+      <w:r>
+        <w:rPr>
+          <w:rFonts w:ascii="微软雅黑" w:hAnsi="微软雅黑"/>
+          <w:lang w:eastAsia="zh-CN"/>
+        </w:rPr>
+        <w:t>Keycloak 有两种对接方式。一种是 User Federation，即 Keycloak 以 LDAP 直连域控，用户在 Keycloak 的登录页输入 AD 口令，Keycloak 拿这对凭据去域控做 bind。另一种是 Identity Brokering，即把登录重定向到 AD FS，用户在 MOI 自己的登录页完成认证，Keycloak 只接收并校验 AD FS 签发的令牌。</w:t>
+      </w:r>
+    </w:p>
+    <w:p>
+      <w:pPr>
+        <w:rPr>
+          <w:lang w:eastAsia="zh-CN"/>
+        </w:rPr>
+      </w:pPr>
+      <w:r>
+        <w:rPr>
+          <w:rFonts w:ascii="微软雅黑" w:hAnsi="微软雅黑"/>
+          <w:lang w:eastAsia="zh-CN"/>
+        </w:rPr>
+        <w:t>本方案取后者。理由不是偏好，有四条：</w:t>
+      </w:r>
+    </w:p>
+    <w:p>
+      <w:pPr>
+        <w:rPr>
+          <w:lang w:eastAsia="zh-CN"/>
+        </w:rPr>
+      </w:pPr>
+      <w:r>
+        <w:rPr>
+          <w:rFonts w:ascii="微软雅黑" w:hAnsi="微软雅黑"/>
+          <w:lang w:eastAsia="zh-CN"/>
+        </w:rPr>
+        <w:t>一、本方永不接触 AD 口令。LDAP 直连意味着用户的域口令要经过我方的登录页与我方的进程内存——这在任何一次安全审查中都是要重点解释的事，而代理方式下这个问题根本不存在。</w:t>
+      </w:r>
+    </w:p>
+    <w:p>
+      <w:pPr>
+        <w:rPr>
+          <w:lang w:eastAsia="zh-CN"/>
+        </w:rPr>
+      </w:pPr>
+      <w:r>
+        <w:rPr>
+          <w:rFonts w:ascii="微软雅黑" w:hAnsi="微软雅黑"/>
+          <w:lang w:eastAsia="zh-CN"/>
+        </w:rPr>
+        <w:t>二、MFA 与条件访问留在 MOI 手里。MOI 若已启用或将来启用多因子、设备合规、登录位置限制等策略，这些策略作用在 AD FS 的认证环节；走代理，它们自动生效且与 MOI 其它系统一致。走 LDAP bind，这些策略全部被绕过——而「绕过」这件事通常要到审计时才被发现。</w:t>
+      </w:r>
+    </w:p>
+    <w:p>
+      <w:pPr>
+        <w:rPr>
+          <w:lang w:eastAsia="zh-CN"/>
+        </w:rPr>
+      </w:pPr>
+      <w:r>
+        <w:rPr>
+          <w:rFonts w:ascii="微软雅黑" w:hAnsi="微软雅黑"/>
+          <w:lang w:eastAsia="zh-CN"/>
+        </w:rPr>
+        <w:t>三、口令策略的语义不落在我方。锁定阈值、过期提醒、首次登录必须改密、禁用账号的即时生效——LDAP bind 方式下这些都要我方在登录页上逐条复刻，复刻得不对就成了安全缺口或支持工单。</w:t>
+      </w:r>
+    </w:p>
+    <w:p>
+      <w:pPr>
+        <w:rPr>
+          <w:lang w:eastAsia="zh-CN"/>
+        </w:rPr>
+      </w:pPr>
+      <w:r>
+        <w:rPr>
+          <w:rFonts w:ascii="微软雅黑" w:hAnsi="微软雅黑"/>
+          <w:lang w:eastAsia="zh-CN"/>
+        </w:rPr>
+        <w:t>四、不需要一个有目录读权限的服务账号长期存在。LDAP 联邦要一个能读目录的绑定账号，它的口令要我方保管、轮换，且一旦泄露，影响面是整个目录而不只是本系统。</w:t>
+      </w:r>
+    </w:p>
+    <w:p>
+      <w:pPr>
+        <w:rPr>
+          <w:lang w:eastAsia="zh-CN"/>
+        </w:rPr>
+      </w:pPr>
+      <w:r>
+        <w:rPr>
+          <w:rFonts w:ascii="微软雅黑" w:hAnsi="微软雅黑"/>
+          <w:lang w:eastAsia="zh-CN"/>
+        </w:rPr>
+        <w:t>代价要如实记下：身份链路多了一跳，AD FS 不可用时本系统无法登录（与 MOI 其它依赖 AD FS 的系统同时不可用，属平台级故障而非本系统故障）；并且令牌签名证书的轮换成为一项长期运维义务，见 6.5。该选择记为 DD-72。</w:t>
+      </w:r>
+    </w:p>
+    <w:p>
+      <w:pPr>
+        <w:pStyle w:val="21"/>
+      </w:pPr>
+      <w:r>
+        <w:rPr>
+          <w:rFonts w:ascii="微软雅黑" w:eastAsia="微软雅黑" w:hAnsi="微软雅黑"/>
+          <w:sz w:val="25"/>
+        </w:rPr>
+        <w:t>6.3  身份链路</w:t>
+      </w:r>
+    </w:p>
+    <w:p>
+      <w:pPr>
+        <w:rPr>
+          <w:lang w:eastAsia="zh-CN"/>
+        </w:rPr>
+      </w:pPr>
+      <w:r>
+        <w:rPr>
+          <w:rFonts w:ascii="微软雅黑" w:hAnsi="微软雅黑"/>
+          <w:lang w:eastAsia="zh-CN"/>
+        </w:rPr>
+        <w:t>浏览器 / 移动端 → 门户或服务层 → Keycloak（OIDC 提供方）→ AD FS（上游 IdP）→ AD DS。用户在 AD FS 的页面认证，AD FS 把令牌交回 Keycloak，Keycloak 据其中的声明建立或更新本地的用户表示，再以本系统自己的 OIDC 令牌对服务层发放。服务层只认 Keycloak 签发的令牌，从不直接校验 AD FS 的令牌——这样受众划分、角色映射与有效期策略有一个统一的落点。</w:t>
+      </w:r>
+    </w:p>
+    <w:p>
+      <w:pPr>
+        <w:rPr>
+          <w:lang w:eastAsia="zh-CN"/>
+        </w:rPr>
+      </w:pPr>
+      <w:r>
+        <w:rPr>
+          <w:rFonts w:ascii="微软雅黑" w:hAnsi="微软雅黑"/>
+          <w:lang w:eastAsia="zh-CN"/>
+        </w:rPr>
+        <w:t>协议取 OIDC；AD FS 若只开放 SAML 2.0 或 WS-Federation，Keycloak 同样支持，但声明的名称与格式随之不同，须按实际开放的协议定稿（IR-49）。</w:t>
+      </w:r>
+    </w:p>
+    <w:p>
+      <w:pPr>
+        <w:rPr>
+          <w:lang w:eastAsia="zh-CN"/>
+        </w:rPr>
+      </w:pPr>
+      <w:r>
+        <w:rPr>
+          <w:rFonts w:ascii="微软雅黑" w:hAnsi="微软雅黑"/>
+          <w:lang w:eastAsia="zh-CN"/>
+        </w:rPr>
+        <w:t>人的身份走这条链路；机器身份不走。esb、ai_pkg、mcp 三个受众是 OAuth2 客户端凭证，客户端与密钥由 Keycloak 自己管理，与 AD 无关——把机器身份塞进 AD 会让一个被禁用的「账号」同时打断多个系统的集成，而且它本来也不需要人的那套策略。</w:t>
+      </w:r>
+    </w:p>
+    <w:p>
+      <w:pPr>
+        <w:pStyle w:val="21"/>
+      </w:pPr>
+      <w:r>
+        <w:rPr>
+          <w:rFonts w:ascii="微软雅黑" w:eastAsia="微软雅黑" w:hAnsi="微软雅黑"/>
+          <w:sz w:val="25"/>
+        </w:rPr>
+        <w:t>6.4  令牌与受众</w:t>
       </w:r>
     </w:p>
     <w:tbl>
@@ -2900,10 +3102,123 @@
     </w:tbl>
     <w:p>
       <w:pPr>
+        <w:pStyle w:val="21"/>
+      </w:pPr>
+      <w:r>
+        <w:rPr>
+          <w:rFonts w:ascii="微软雅黑" w:eastAsia="微软雅黑" w:hAnsi="微软雅黑"/>
+          <w:sz w:val="25"/>
+        </w:rPr>
+        <w:t>6.5  令牌签名证书与元数据的轮换</w:t>
+      </w:r>
+    </w:p>
+    <w:p>
+      <w:pPr>
         <w:rPr>
           <w:lang w:eastAsia="zh-CN"/>
         </w:rPr>
       </w:pPr>
+      <w:r>
+        <w:rPr>
+          <w:rFonts w:ascii="微软雅黑" w:hAnsi="微软雅黑"/>
+          <w:lang w:eastAsia="zh-CN"/>
+        </w:rPr>
+        <w:t>AD FS 的令牌签名证书默认自动轮换（AutoCertificateRollover，有效期约一年，新证书在生效前若干天就会出现在元数据中）。Keycloak 若只在配置时导入过一次证书，轮换当天所有登录会同时失败，现象是令牌签名校验不通过——而那一天没有任何人改过本系统的配置，排查方向极易跑偏。</w:t>
+      </w:r>
+    </w:p>
+    <w:p>
+      <w:pPr>
+        <w:rPr>
+          <w:lang w:eastAsia="zh-CN"/>
+        </w:rPr>
+      </w:pPr>
+      <w:r>
+        <w:rPr>
+          <w:rFonts w:ascii="微软雅黑" w:hAnsi="微软雅黑"/>
+          <w:lang w:eastAsia="zh-CN"/>
+        </w:rPr>
+        <w:t>处置是把 Keycloak 的上游 IdP 配置为按元数据 URL 定期刷新，而不是粘贴一份静态证书。元数据 URL 在生产网内必须可达，这一点要写进网络策略——它和第 7 章要求 CRL/OCSP 可达是同一类要求：身份与证书校验依赖的那几个内部端点，不能因为「只是元数据」就被防火墙顺手挡掉。</w:t>
+      </w:r>
+    </w:p>
+    <w:p>
+      <w:pPr>
+        <w:rPr>
+          <w:lang w:eastAsia="zh-CN"/>
+        </w:rPr>
+      </w:pPr>
+      <w:r>
+        <w:rPr>
+          <w:rFonts w:ascii="微软雅黑" w:hAnsi="微软雅黑"/>
+          <w:lang w:eastAsia="zh-CN"/>
+        </w:rPr>
+        <w:t>运维手册中为此保留一条定期检查：核对 Keycloak 当前持有的签名证书指纹与 AD FS 元数据中的是否一致，并记录下一次到期日。该项与 MOI 的证书轮换周期对齐，具体周期待 IR-49 答复后填入。</w:t>
+      </w:r>
+    </w:p>
+    <w:p>
+      <w:pPr>
+        <w:pStyle w:val="21"/>
+      </w:pPr>
+      <w:r>
+        <w:rPr>
+          <w:rFonts w:ascii="微软雅黑" w:eastAsia="微软雅黑" w:hAnsi="微软雅黑"/>
+          <w:sz w:val="25"/>
+        </w:rPr>
+        <w:t>6.6  角色与部门归属的权威来源</w:t>
+      </w:r>
+    </w:p>
+    <w:p>
+      <w:pPr>
+        <w:rPr>
+          <w:lang w:eastAsia="zh-CN"/>
+        </w:rPr>
+      </w:pPr>
+      <w:r>
+        <w:rPr>
+          <w:rFonts w:ascii="微软雅黑" w:hAnsi="微软雅黑"/>
+          <w:lang w:eastAsia="zh-CN"/>
+        </w:rPr>
+        <w:t>本系统的四个角色（第 2.1 节）由 AD 组经声明映射而来：AD 组 → Keycloak 角色 → 本系统角色。映射表是配置，不是代码，变更不需要发版。</w:t>
+      </w:r>
+    </w:p>
+    <w:p>
+      <w:pPr>
+        <w:rPr>
+          <w:lang w:eastAsia="zh-CN"/>
+        </w:rPr>
+      </w:pPr>
+      <w:r>
+        <w:rPr>
+          <w:rFonts w:ascii="微软雅黑" w:hAnsi="微软雅黑"/>
+          <w:lang w:eastAsia="zh-CN"/>
+        </w:rPr>
+        <w:t>部门级行过滤（第 2.3 节）需要「这个人属于哪个派驻部门」。过渡期以 M-06 的本地映射表承担，目录侧就绪后切换为以目录为权威——切换的前提是 AD 中存在可据以判断部门的组或属性，并且它能作为声明随令牌传出（IR-39）。</w:t>
+      </w:r>
+    </w:p>
+    <w:p>
+      <w:pPr>
+        <w:rPr>
+          <w:lang w:eastAsia="zh-CN"/>
+        </w:rPr>
+      </w:pPr>
+      <w:r>
+        <w:rPr>
+          <w:rFonts w:ascii="微软雅黑" w:hAnsi="微软雅黑"/>
+          <w:lang w:eastAsia="zh-CN"/>
+        </w:rPr>
+        <w:t>此处有一个容易被忽略的技术约束：用于标识「同一个人」的声明必须是不可变标识，不能用 sAMAccountName 或 UPN。人员改名、调岗、换邮箱都会改变后两者，而一旦标识变了，Keycloak 会把同一个人当成新用户，此前的授权与审计关联随之断开。应取 objectGUID 一类的不变标识作为 sub，把可读的账号名仅作显示用。这一条写入 IR-49 的声明清单要求。</w:t>
+      </w:r>
+    </w:p>
+    <w:p>
+      <w:pPr>
+        <w:pStyle w:val="21"/>
+      </w:pPr>
+      <w:r>
+        <w:rPr>
+          <w:rFonts w:ascii="微软雅黑" w:eastAsia="微软雅黑" w:hAnsi="微软雅黑"/>
+          <w:sz w:val="25"/>
+        </w:rPr>
+        <w:t>6.7  Keycloak 自身的暴露面</w:t>
+      </w:r>
     </w:p>
     <w:p>
       <w:r>
@@ -2911,6 +3226,14 @@
           <w:rFonts w:ascii="微软雅黑" w:hAnsi="微软雅黑"/>
         </w:rPr>
         <w:t>Keycloak 经 DMZ 反向代理暴露时只放行 token、authorize 与 jwks 三个端点，管理控制台绝不暴露（CN-31）。这一条在网络策略与反向代理配置中各写一次，两处都要有。</w:t>
+      </w:r>
+    </w:p>
+    <w:p>
+      <w:r>
+        <w:rPr>
+          <w:rFonts w:ascii="微软雅黑" w:hAnsi="微软雅黑"/>
+        </w:rPr>
+        <w:t>身份代理还有一项网络含义：登录过程中用户的浏览器会被重定向到 AD FS，因此凡能登录本系统的客户端，其浏览器都必须能到达 AD FS 的登录端点。移动端经 DMZ 反向代理访问（CN-30、CN-31），这条链路上的可达性要与总包商一并确认——本系统自身可达并不代表用户的浏览器可达，二者是两条不同的路径。</w:t>
       </w:r>
     </w:p>
     <w:p>
@@ -4630,7 +4953,7 @@
                 <w:rFonts w:ascii="微软雅黑" w:hAnsi="微软雅黑"/>
                 <w:sz w:val="18"/>
               </w:rPr>
-              <w:t>AD 能否增设部门组</w:t>
+              <w:t>AD 中是否存在（或可增设）可据以判断派驻部门的组或属性，且能作为声明随 AD FS 的令牌传出</w:t>
             </w:r>
           </w:p>
         </w:tc>
@@ -4647,7 +4970,7 @@
                 <w:rFonts w:ascii="微软雅黑" w:hAnsi="微软雅黑"/>
                 <w:sz w:val="18"/>
               </w:rPr>
-              <w:t>过渡期以 M-06 本地映射表承担；AD 就绪后切换为以目录为权威</w:t>
+              <w:t>部门级行过滤的权威来源。过渡期以 M-06 本地映射表承担；目录侧就绪后切换为以目录为权威。注意「AD 里有这个组」与「这个组能出现在令牌的声明里」是两件事，后者要 AD FS 侧另加声明规则</w:t>
             </w:r>
           </w:p>
         </w:tc>
@@ -4816,6 +5139,62 @@
                 <w:sz w:val="18"/>
               </w:rPr>
               <w:t>须随数据分类政策一并提交</w:t>
+            </w:r>
+          </w:p>
+        </w:tc>
+      </w:tr>
+      <w:tr>
+        <w:trPr>
+          <w:jc w:val="center"/>
+        </w:trPr>
+        <w:tc>
+          <w:tcPr>
+            <w:tcW w:w="1531" w:type="dxa"/>
+          </w:tcPr>
+          <w:p>
+            <w:pPr>
+              <w:spacing w:before="40" w:after="40" w:line="283" w:lineRule="auto"/>
+            </w:pPr>
+            <w:r>
+              <w:rPr>
+                <w:rFonts w:ascii="微软雅黑" w:hAnsi="微软雅黑"/>
+                <w:sz w:val="18"/>
+              </w:rPr>
+              <w:t>IR-49</w:t>
+            </w:r>
+          </w:p>
+        </w:tc>
+        <w:tc>
+          <w:tcPr>
+            <w:tcW w:w="3828" w:type="dxa"/>
+          </w:tcPr>
+          <w:p>
+            <w:pPr>
+              <w:spacing w:before="40" w:after="40" w:line="283" w:lineRule="auto"/>
+            </w:pPr>
+            <w:r>
+              <w:rPr>
+                <w:rFonts w:ascii="微软雅黑" w:hAnsi="微软雅黑"/>
+                <w:sz w:val="18"/>
+              </w:rPr>
+              <w:t>AD FS 侧的对接规格：开放的协议与端点（OIDC / SAML 2.0 / WS-Fed）、元数据 URL、声明清单（须含一个不可变标识如 objectGUID、显示名、邮箱、组成员）、令牌签名证书的轮换策略与周期、以及可用于联调的测试账号</w:t>
+            </w:r>
+          </w:p>
+        </w:tc>
+        <w:tc>
+          <w:tcPr>
+            <w:tcW w:w="3598" w:type="dxa"/>
+          </w:tcPr>
+          <w:p>
+            <w:pPr>
+              <w:spacing w:before="40" w:after="40" w:line="283" w:lineRule="auto"/>
+            </w:pPr>
+            <w:r>
+              <w:rPr>
+                <w:rFonts w:ascii="微软雅黑" w:hAnsi="微软雅黑"/>
+                <w:sz w:val="18"/>
+              </w:rPr>
+              <w:t>决定 6.3 的协议实现与 6.5 的证书轮换运维条目。若只开放 SAML 2.0，声明名称与格式随之不同；若声明里没有不可变标识，人员改名或调岗会使 Keycloak 把同一个人当成新用户，授权与审计关联断开。无测试账号则联调无法开始</w:t>
             </w:r>
           </w:p>
         </w:tc>

--- a/LD-07_安全与权限详细设计.docx
+++ b/LD-07_安全与权限详细设计.docx
@@ -1515,7 +1515,7 @@
                 <w:rFonts w:ascii="微软雅黑" w:hAnsi="微软雅黑"/>
                 <w:sz w:val="18"/>
               </w:rPr>
-              <w:t>AD 增设部门组之前，映射表在 M-06 本地维护（IR-39）。AD 就绪后切换为以目录为权威，映射表退化为对照</w:t>
+              <w:t>部门组可作为声明随令牌传出之前，映射表在 M-06 本地维护（IR-39）。目录侧就绪后切换为以目录为权威，映射表退化为对照（见 6.6）</w:t>
             </w:r>
           </w:p>
         </w:tc>
@@ -2520,7 +2520,7 @@
           <w:rFonts w:ascii="微软雅黑" w:hAnsi="微软雅黑"/>
           <w:lang w:eastAsia="zh-CN"/>
         </w:rPr>
-        <w:t>MOI 已部署并购置了完整的微软身份栈：域控 MGMTADDS01 / MGMTADDS02（AD DS，用户与组的权威）、联邦服务 MGMTADFS01 / MGMTADFS02（AD FS，对外发令牌）、证书颁发机构 MGMTADCS01（AD CS，内部 CA）。本系统不新建任何用户目录，也不复制一份用户数据。</w:t>
+        <w:t>MOI 已部署并购置了完整的微软身份栈：域控 MGMTADDS01 / MGMTADDS02（AD DS，用户与组的权威）、联邦服务 MGMTADFS01 / MGMTADFS02（AD FS，对外发令牌）、证书颁发机构 MGMTADCS01（AD CS，内部 CA）。本系统不新建任何用户目录，也不复制一份用户数据（IF-35）。</w:t>
       </w:r>
     </w:p>
     <w:p>

--- a/LD-07_安全与权限详细设计.docx
+++ b/LD-07_安全与权限详细设计.docx
@@ -491,6 +491,20 @@
           <w:lang w:eastAsia="zh-CN"/>
         </w:rPr>
       </w:pPr>
+    </w:p>
+    <w:p>
+      <w:pPr>
+        <w:spacing w:after="1000"/>
+        <w:jc w:val="center"/>
+      </w:pPr>
+      <w:r>
+        <w:rPr>
+          <w:rFonts w:ascii="微软雅黑" w:hAnsi="微软雅黑"/>
+          <w:color w:val="4B5563"/>
+          <w:sz w:val="23"/>
+        </w:rPr>
+        <w:t>本章的三层权限是应用层的：它们作用在服务层，决定一个用户经服务层能看到哪些界面、哪些字段、哪些部门的数据。它们与数据库角色（LD-02 第 13 章 · DD-74）是两层东西，不要混淆。服务层以 oss911_query_svc 或 oss911_admin_svc 两个数据库身份之一连库，所有用户共用这两个身份——用户之间的差别全部由本章的三层权限在服务层内执行，数据库并不知道当前请求来自哪个用户。因此数据库角色挡的是「服务层之外的程序越层写入」，挡不住「服务层内部漏了一条过滤」；后者只能靠第 3 章的出口路径笛卡尔积与越权测试。</w:t>
+      </w:r>
     </w:p>
     <w:p>
       <w:pPr>

--- a/LD-07_安全与权限详细设计.docx
+++ b/LD-07_安全与权限详细设计.docx
@@ -2344,7 +2344,7 @@
                 <w:sz w:val="18"/>
                 <w:lang w:eastAsia="zh-CN"/>
               </w:rPr>
-              <w:t>被授权人在其范围内可见全量数据，该范围内的数据安全由调用方负责。这是组织责任的显式转移，没有责任方就无从追责</w:t>
+              <w:t>获授者可见分析副本上的全部业务数据（全库只读），包括报警人号码、位置等敏感字段；技术上不再按字段矩阵与部门过滤限制（DD-80）。数据安全由获授者及其责任方承担，授权名单由 MOI 以行政手段管理。责任方解决的是「谁负责」，不是「能看什么」——这一点须在输入稿中向 MOI 讲明，不得写成已有技术控制</w:t>
             </w:r>
           </w:p>
         </w:tc>
@@ -4395,7 +4395,7 @@
                 <w:rFonts w:ascii="微软雅黑" w:hAnsi="微软雅黑"/>
                 <w:sz w:val="18"/>
               </w:rPr>
-              <w:t>本册第 5 章。「谁能看全量数据」须由 MOI 认可</w:t>
+              <w:t>本册第 5 章。须明示风险：获授者技术上可见全部数据，包括敏感字段，本方不施加范围限制；「谁能看全量数据」由 MOI 认可并以行政手段管理（DD-80）</w:t>
             </w:r>
           </w:p>
         </w:tc>

--- a/LD-07_安全与权限详细设计.docx
+++ b/LD-07_安全与权限详细设计.docx
@@ -516,6 +516,18 @@
           <w:sz w:val="25"/>
         </w:rPr>
         <w:t>2.1  角色</w:t>
+      </w:r>
+    </w:p>
+    <w:p>
+      <w:pPr>
+        <w:pStyle w:val="21"/>
+      </w:pPr>
+      <w:r>
+        <w:rPr>
+          <w:rFonts w:ascii="微软雅黑" w:eastAsia="微软雅黑" w:hAnsi="微软雅黑"/>
+          <w:sz w:val="25"/>
+        </w:rPr>
+        <w:t>【2026-10-19 补充，DD-90】数据库层新增一个外部写入角色 cad_mirror_writer：仅为 cad_mirror 库的属主，LOGIN，不属于 LD-02 第 13 章的五个 NOLOGIN 角色体系，对 oss911 库无任何权限，不得 SUPERUSER、不得 CREATEDB、不得 REPLICATION。凭据由本方生成与轮换（runbook/91 的流程），经双方约定的渠道交付 DS，不进入任何文档与仓库。本方的 oss911_ingest 角色对 cad_mirror 只有 SELECT。</w:t>
       </w:r>
     </w:p>
     <w:tbl>

--- a/LD-07_安全与权限详细设计.docx
+++ b/LD-07_安全与权限详细设计.docx
@@ -527,7 +527,7 @@
           <w:rFonts w:ascii="微软雅黑" w:eastAsia="微软雅黑" w:hAnsi="微软雅黑"/>
           <w:sz w:val="25"/>
         </w:rPr>
-        <w:t>【2026-10-19 补充，DD-90】数据库层新增一个外部写入角色 cad_mirror_writer：仅为 cad_mirror 库的属主，LOGIN，不属于 LD-02 第 13 章的五个 NOLOGIN 角色体系，对 oss911 库无任何权限，不得 SUPERUSER、不得 CREATEDB、不得 REPLICATION。凭据由本方生成与轮换（runbook/91 的流程），经双方约定的渠道交付 DS，不进入任何文档与仓库。本方的 oss911_ingest 角色对 cad_mirror 只有 SELECT。</w:t>
+        <w:t>【2026-10-19 补充，DD-90；同日评审更正】中间库 cad_mirror 与其全部对象（表、触发器、函数）由 NOLOGIN 角色 cad_mirror_owner 持有，与 LD-02 第 13 章的属主模式一致。DS 的写入账号 cad_mirror_writer 是 LOGIN 角色，只有：CONNECT；cad 与 cad_meta 两个 schema 的 USAGE；cad.* 的 SELECT、INSERT、UPDATE（UPSERT 所需）；cad_meta.* 的 INSERT。不授予 CREATE、DELETE、TRUNCATE、TRIGGER、REFERENCES，不得 SUPERUSER、CREATEDB、REPLICATION；对 oss911 库无任何权限。角色级设置 statement_timeout 与 idle_in_transaction_session_timeout（取值写在中间库规范），限制单事务时长。「DS 交付 DDL」与「DS 账号有 DDL 权限」是两件事：DDL 由本方以属主身份执行。凭据由本方生成与轮换（runbook/91 的流程），经双方约定的渠道交付 DS，不进入任何文档与仓库。本方的 oss911_ingest 对 cad_mirror 只有 SELECT。</w:t>
       </w:r>
     </w:p>
     <w:tbl>

--- a/LD-07_安全与权限详细设计.docx
+++ b/LD-07_安全与权限详细设计.docx
@@ -528,6 +528,18 @@
           <w:sz w:val="25"/>
         </w:rPr>
         <w:t>【2026-10-19 补充，DD-90；同日评审更正】中间库 cad_mirror 与其全部对象（表、触发器、函数）由 NOLOGIN 角色 cad_mirror_owner 持有，与 LD-02 第 13 章的属主模式一致。DS 的写入账号 cad_mirror_writer 是 LOGIN 角色，只有：CONNECT；cad 与 cad_meta 两个 schema 的 USAGE；cad.* 的 SELECT、INSERT、UPDATE（UPSERT 所需）；cad_meta.* 的 INSERT。不授予 CREATE、DELETE、TRUNCATE、TRIGGER、REFERENCES，不得 SUPERUSER、CREATEDB、REPLICATION；对 oss911 库无任何权限。角色级设置 statement_timeout 与 idle_in_transaction_session_timeout（取值写在中间库规范），限制单事务时长。「DS 交付 DDL」与「DS 账号有 DDL 权限」是两件事：DDL 由本方以属主身份执行。凭据由本方生成与轮换（runbook/91 的流程），经双方约定的渠道交付 DS，不进入任何文档与仓库。本方的 oss911_ingest 对 cad_mirror 只有 SELECT。</w:t>
+      </w:r>
+    </w:p>
+    <w:p>
+      <w:pPr>
+        <w:pStyle w:val="21"/>
+      </w:pPr>
+      <w:r>
+        <w:rPr>
+          <w:rFonts w:ascii="微软雅黑" w:eastAsia="微软雅黑" w:hAnsi="微软雅黑"/>
+          <w:sz w:val="25"/>
+        </w:rPr>
+        <w:t>【2026-10-26 补充】PostgreSQL 默认把每个库的 CONNECT 授予 PUBLIC，开发机实测 cad_mirror_writer 能连上 oss911 并读系统目录——「对 oss911 零权限」原来做不到。各库的 CONNECT 一律从 PUBLIC 收回、只授真正使用它的角色：oss911 给四个权限角色与 pgbouncer（auth_query）；cad_mirror 给 cad_mirror_writer 与 oss911_ingest；airflow、keycloak 只给属主；postgres、template1 只给超级用户。由各库自己的剧本执行并核对。</w:t>
       </w:r>
     </w:p>
     <w:tbl>
